--- a/CourseMaterials/01_scratch/02_maze/user_maze.docx
+++ b/CourseMaterials/01_scratch/02_maze/user_maze.docx
@@ -1,6 +1,6 @@
 
 <file path=word/document.xml><?xml version="1.0" encoding="utf-8"?>
-<w:document xmlns:wpc="http://schemas.microsoft.com/office/word/2010/wordprocessingCanvas" xmlns:cx="http://schemas.microsoft.com/office/drawing/2014/chartex" xmlns:cx1="http://schemas.microsoft.com/office/drawing/2015/9/8/chartex" xmlns:cx2="http://schemas.microsoft.com/office/drawing/2015/10/21/chartex" xmlns:cx3="http://schemas.microsoft.com/office/drawing/2016/5/9/chartex" xmlns:cx4="http://schemas.microsoft.com/office/drawing/2016/5/10/chartex" xmlns:cx5="http://schemas.microsoft.com/office/drawing/2016/5/11/chartex" xmlns:cx6="http://schemas.microsoft.com/office/drawing/2016/5/12/chartex" xmlns:cx7="http://schemas.microsoft.com/office/drawing/2016/5/13/chartex" xmlns:cx8="http://schemas.microsoft.com/office/drawing/2016/5/14/chartex" xmlns:mc="http://schemas.openxmlformats.org/markup-compatibility/2006" xmlns:aink="http://schemas.microsoft.com/office/drawing/2016/ink" xmlns:am3d="http://schemas.microsoft.com/office/drawing/2017/model3d" xmlns:o="urn:schemas-microsoft-com:office:office" xmlns:oel="http://schemas.microsoft.com/office/2019/extlst" xmlns:r="http://schemas.openxmlformats.org/officeDocument/2006/relationships" xmlns:m="http://schemas.openxmlformats.org/officeDocument/2006/math" xmlns:v="urn:schemas-microsoft-com:vml" xmlns:wp14="http://schemas.microsoft.com/office/word/2010/wordprocessingDrawing" xmlns:wp="http://schemas.openxmlformats.org/drawingml/2006/wordprocessingDrawing" xmlns:w10="urn:schemas-microsoft-com:office:word" xmlns:w="http://schemas.openxmlformats.org/wordprocessingml/2006/main" xmlns:w14="http://schemas.microsoft.com/office/word/2010/wordml" xmlns:w15="http://schemas.microsoft.com/office/word/2012/wordml" xmlns:w16cex="http://schemas.microsoft.com/office/word/2018/wordml/cex" xmlns:w16cid="http://schemas.microsoft.com/office/word/2016/wordml/cid" xmlns:w16="http://schemas.microsoft.com/office/word/2018/wordml" xmlns:w16sdtdh="http://schemas.microsoft.com/office/word/2020/wordml/sdtdatahash" xmlns:w16se="http://schemas.microsoft.com/office/word/2015/wordml/symex" xmlns:wpg="http://schemas.microsoft.com/office/word/2010/wordprocessingGroup" xmlns:wpi="http://schemas.microsoft.com/office/word/2010/wordprocessingInk" xmlns:wne="http://schemas.microsoft.com/office/word/2006/wordml" xmlns:wps="http://schemas.microsoft.com/office/word/2010/wordprocessingShape" mc:Ignorable="w14 w15 w16se w16cid w16 w16cex w16sdtdh wp14">
+<w:document xmlns:wpc="http://schemas.microsoft.com/office/word/2010/wordprocessingCanvas" xmlns:cx="http://schemas.microsoft.com/office/drawing/2014/chartex" xmlns:cx1="http://schemas.microsoft.com/office/drawing/2015/9/8/chartex" xmlns:cx2="http://schemas.microsoft.com/office/drawing/2015/10/21/chartex" xmlns:cx3="http://schemas.microsoft.com/office/drawing/2016/5/9/chartex" xmlns:cx4="http://schemas.microsoft.com/office/drawing/2016/5/10/chartex" xmlns:cx5="http://schemas.microsoft.com/office/drawing/2016/5/11/chartex" xmlns:cx6="http://schemas.microsoft.com/office/drawing/2016/5/12/chartex" xmlns:cx7="http://schemas.microsoft.com/office/drawing/2016/5/13/chartex" xmlns:cx8="http://schemas.microsoft.com/office/drawing/2016/5/14/chartex" xmlns:mc="http://schemas.openxmlformats.org/markup-compatibility/2006" xmlns:aink="http://schemas.microsoft.com/office/drawing/2016/ink" xmlns:am3d="http://schemas.microsoft.com/office/drawing/2017/model3d" xmlns:o="urn:schemas-microsoft-com:office:office" xmlns:oel="http://schemas.microsoft.com/office/2019/extlst" xmlns:r="http://schemas.openxmlformats.org/officeDocument/2006/relationships" xmlns:m="http://schemas.openxmlformats.org/officeDocument/2006/math" xmlns:v="urn:schemas-microsoft-com:vml" xmlns:wp14="http://schemas.microsoft.com/office/word/2010/wordprocessingDrawing" xmlns:wp="http://schemas.openxmlformats.org/drawingml/2006/wordprocessingDrawing" xmlns:w10="urn:schemas-microsoft-com:office:word" xmlns:w="http://schemas.openxmlformats.org/wordprocessingml/2006/main" xmlns:w14="http://schemas.microsoft.com/office/word/2010/wordml" xmlns:w15="http://schemas.microsoft.com/office/word/2012/wordml" xmlns:w16cex="http://schemas.microsoft.com/office/word/2018/wordml/cex" xmlns:w16cid="http://schemas.microsoft.com/office/word/2016/wordml/cid" xmlns:w16="http://schemas.microsoft.com/office/word/2018/wordml" xmlns:w16du="http://schemas.microsoft.com/office/word/2023/wordml/word16du" xmlns:w16sdtdh="http://schemas.microsoft.com/office/word/2020/wordml/sdtdatahash" xmlns:w16sdtfl="http://schemas.microsoft.com/office/word/2024/wordml/sdtformatlock" xmlns:w16se="http://schemas.microsoft.com/office/word/2015/wordml/symex" xmlns:wpg="http://schemas.microsoft.com/office/word/2010/wordprocessingGroup" xmlns:wpi="http://schemas.microsoft.com/office/word/2010/wordprocessingInk" xmlns:wne="http://schemas.microsoft.com/office/word/2006/wordml" xmlns:wps="http://schemas.microsoft.com/office/word/2010/wordprocessingShape" mc:Ignorable="w14 w15 w16se w16cid w16 w16cex w16sdtdh w16sdtfl w16du wp14">
   <w:body>
     <w:p>
       <w:pPr>
@@ -131,16 +131,16 @@
           <w:color w:val="000000"/>
         </w:rPr>
         <w:drawing>
-          <wp:anchor distT="0" distB="0" distL="114300" distR="114300" simplePos="0" relativeHeight="251660288" behindDoc="0" locked="0" layoutInCell="1" allowOverlap="1" wp14:anchorId="571F0205" wp14:editId="02B3644F">
+          <wp:anchor distT="0" distB="0" distL="114300" distR="114300" simplePos="0" relativeHeight="251660288" behindDoc="0" locked="0" layoutInCell="1" allowOverlap="1" wp14:anchorId="571F0205" wp14:editId="70445E62">
             <wp:simplePos x="0" y="0"/>
             <wp:positionH relativeFrom="column">
-              <wp:posOffset>2755900</wp:posOffset>
+              <wp:posOffset>2759529</wp:posOffset>
             </wp:positionH>
             <wp:positionV relativeFrom="paragraph">
               <wp:posOffset>114300</wp:posOffset>
             </wp:positionV>
-            <wp:extent cx="1181100" cy="861219"/>
-            <wp:effectExtent l="0" t="0" r="0" b="2540"/>
+            <wp:extent cx="1045028" cy="762000"/>
+            <wp:effectExtent l="0" t="0" r="0" b="0"/>
             <wp:wrapNone/>
             <wp:docPr id="1269699009" name="Picture 3" descr="A screenshot of a computer screen&#10;&#10;Description automatically generated"/>
             <wp:cNvGraphicFramePr>
@@ -168,7 +168,7 @@
                   <pic:spPr>
                     <a:xfrm>
                       <a:off x="0" y="0"/>
-                      <a:ext cx="1181100" cy="861219"/>
+                      <a:ext cx="1051078" cy="766411"/>
                     </a:xfrm>
                     <a:prstGeom prst="rect">
                       <a:avLst/>
@@ -193,16 +193,16 @@
           <w:color w:val="000000"/>
         </w:rPr>
         <w:drawing>
-          <wp:anchor distT="0" distB="0" distL="114300" distR="114300" simplePos="0" relativeHeight="251659264" behindDoc="0" locked="0" layoutInCell="1" allowOverlap="1" wp14:anchorId="478D22C9" wp14:editId="79D0472E">
+          <wp:anchor distT="0" distB="0" distL="114300" distR="114300" simplePos="0" relativeHeight="251659264" behindDoc="0" locked="0" layoutInCell="1" allowOverlap="1" wp14:anchorId="478D22C9" wp14:editId="6DF878EF">
             <wp:simplePos x="0" y="0"/>
             <wp:positionH relativeFrom="column">
-              <wp:posOffset>241300</wp:posOffset>
+              <wp:posOffset>244929</wp:posOffset>
             </wp:positionH>
             <wp:positionV relativeFrom="paragraph">
-              <wp:posOffset>151130</wp:posOffset>
+              <wp:posOffset>155121</wp:posOffset>
             </wp:positionV>
-            <wp:extent cx="1143000" cy="810260"/>
-            <wp:effectExtent l="0" t="0" r="0" b="2540"/>
+            <wp:extent cx="996042" cy="706083"/>
+            <wp:effectExtent l="0" t="0" r="0" b="5715"/>
             <wp:wrapNone/>
             <wp:docPr id="608196168" name="Picture 2" descr="A folder with a white arrow and a yellow rectangle&#10;&#10;Description automatically generated"/>
             <wp:cNvGraphicFramePr>
@@ -230,7 +230,7 @@
                   <pic:spPr>
                     <a:xfrm>
                       <a:off x="0" y="0"/>
-                      <a:ext cx="1143000" cy="810260"/>
+                      <a:ext cx="1006707" cy="713643"/>
                     </a:xfrm>
                     <a:prstGeom prst="rect">
                       <a:avLst/>
@@ -262,18 +262,18 @@
           <w:color w:val="000000"/>
         </w:rPr>
         <w:drawing>
-          <wp:anchor distT="0" distB="0" distL="114300" distR="114300" simplePos="0" relativeHeight="251662336" behindDoc="0" locked="0" layoutInCell="1" allowOverlap="1" wp14:anchorId="7BA76A76" wp14:editId="18BD34DC">
+          <wp:anchor distT="0" distB="0" distL="114300" distR="114300" simplePos="0" relativeHeight="251658240" behindDoc="0" locked="0" layoutInCell="1" allowOverlap="1" wp14:anchorId="5D192DAA" wp14:editId="2B68C91F">
             <wp:simplePos x="0" y="0"/>
             <wp:positionH relativeFrom="column">
-              <wp:posOffset>1625600</wp:posOffset>
+              <wp:posOffset>4163786</wp:posOffset>
             </wp:positionH>
             <wp:positionV relativeFrom="paragraph">
-              <wp:posOffset>171450</wp:posOffset>
+              <wp:posOffset>24493</wp:posOffset>
             </wp:positionV>
-            <wp:extent cx="1003300" cy="439462"/>
-            <wp:effectExtent l="0" t="0" r="0" b="5080"/>
+            <wp:extent cx="1559378" cy="359856"/>
+            <wp:effectExtent l="0" t="0" r="3175" b="0"/>
             <wp:wrapNone/>
-            <wp:docPr id="2073061839" name="Picture 1" descr="A blue and white rectangular sign with white text&#10;&#10;Description automatically generated"/>
+            <wp:docPr id="1595413795" name="Picture 1" descr="A blue rectangular object with white text&#10;&#10;Description automatically generated"/>
             <wp:cNvGraphicFramePr>
               <a:graphicFrameLocks xmlns:a="http://schemas.openxmlformats.org/drawingml/2006/main" noChangeAspect="1"/>
             </wp:cNvGraphicFramePr>
@@ -281,7 +281,7 @@
               <a:graphicData uri="http://schemas.openxmlformats.org/drawingml/2006/picture">
                 <pic:pic xmlns:pic="http://schemas.openxmlformats.org/drawingml/2006/picture">
                   <pic:nvPicPr>
-                    <pic:cNvPr id="2073061839" name="Picture 1" descr="A blue and white rectangular sign with white text&#10;&#10;Description automatically generated"/>
+                    <pic:cNvPr id="1595413795" name="Picture 1" descr="A blue rectangular object with white text&#10;&#10;Description automatically generated"/>
                     <pic:cNvPicPr/>
                   </pic:nvPicPr>
                   <pic:blipFill>
@@ -299,7 +299,7 @@
                   <pic:spPr>
                     <a:xfrm>
                       <a:off x="0" y="0"/>
-                      <a:ext cx="1003300" cy="439462"/>
+                      <a:ext cx="1578507" cy="364270"/>
                     </a:xfrm>
                     <a:prstGeom prst="rect">
                       <a:avLst/>
@@ -324,18 +324,18 @@
           <w:color w:val="000000"/>
         </w:rPr>
         <w:drawing>
-          <wp:anchor distT="0" distB="0" distL="114300" distR="114300" simplePos="0" relativeHeight="251658240" behindDoc="0" locked="0" layoutInCell="1" allowOverlap="1" wp14:anchorId="5D192DAA" wp14:editId="231F4C00">
+          <wp:anchor distT="0" distB="0" distL="114300" distR="114300" simplePos="0" relativeHeight="251662336" behindDoc="0" locked="0" layoutInCell="1" allowOverlap="1" wp14:anchorId="7BA76A76" wp14:editId="52978CFE">
             <wp:simplePos x="0" y="0"/>
             <wp:positionH relativeFrom="column">
-              <wp:posOffset>4165600</wp:posOffset>
+              <wp:posOffset>1624693</wp:posOffset>
             </wp:positionH>
             <wp:positionV relativeFrom="paragraph">
-              <wp:posOffset>22860</wp:posOffset>
+              <wp:posOffset>171450</wp:posOffset>
             </wp:positionV>
-            <wp:extent cx="1706033" cy="393700"/>
-            <wp:effectExtent l="0" t="0" r="0" b="0"/>
+            <wp:extent cx="914400" cy="400522"/>
+            <wp:effectExtent l="0" t="0" r="0" b="6350"/>
             <wp:wrapNone/>
-            <wp:docPr id="1595413795" name="Picture 1" descr="A blue rectangular object with white text&#10;&#10;Description automatically generated"/>
+            <wp:docPr id="2073061839" name="Picture 1" descr="A blue and white rectangular sign with white text&#10;&#10;Description automatically generated"/>
             <wp:cNvGraphicFramePr>
               <a:graphicFrameLocks xmlns:a="http://schemas.openxmlformats.org/drawingml/2006/main" noChangeAspect="1"/>
             </wp:cNvGraphicFramePr>
@@ -343,7 +343,7 @@
               <a:graphicData uri="http://schemas.openxmlformats.org/drawingml/2006/picture">
                 <pic:pic xmlns:pic="http://schemas.openxmlformats.org/drawingml/2006/picture">
                   <pic:nvPicPr>
-                    <pic:cNvPr id="1595413795" name="Picture 1" descr="A blue rectangular object with white text&#10;&#10;Description automatically generated"/>
+                    <pic:cNvPr id="2073061839" name="Picture 1" descr="A blue and white rectangular sign with white text&#10;&#10;Description automatically generated"/>
                     <pic:cNvPicPr/>
                   </pic:nvPicPr>
                   <pic:blipFill>
@@ -361,7 +361,7 @@
                   <pic:spPr>
                     <a:xfrm>
                       <a:off x="0" y="0"/>
-                      <a:ext cx="1706033" cy="393700"/>
+                      <a:ext cx="921387" cy="403583"/>
                     </a:xfrm>
                     <a:prstGeom prst="rect">
                       <a:avLst/>
@@ -400,16 +400,16 @@
           <w:color w:val="000000"/>
         </w:rPr>
         <w:drawing>
-          <wp:anchor distT="0" distB="0" distL="114300" distR="114300" simplePos="0" relativeHeight="251661312" behindDoc="0" locked="0" layoutInCell="1" allowOverlap="1" wp14:anchorId="745B2EDD" wp14:editId="7899109D">
+          <wp:anchor distT="0" distB="0" distL="114300" distR="114300" simplePos="0" relativeHeight="251661312" behindDoc="0" locked="0" layoutInCell="1" allowOverlap="1" wp14:anchorId="745B2EDD" wp14:editId="4455DE8C">
             <wp:simplePos x="0" y="0"/>
             <wp:positionH relativeFrom="column">
-              <wp:posOffset>4368800</wp:posOffset>
+              <wp:posOffset>4367530</wp:posOffset>
             </wp:positionH>
             <wp:positionV relativeFrom="paragraph">
-              <wp:posOffset>86360</wp:posOffset>
+              <wp:posOffset>40731</wp:posOffset>
             </wp:positionV>
-            <wp:extent cx="1333500" cy="370855"/>
-            <wp:effectExtent l="0" t="0" r="0" b="0"/>
+            <wp:extent cx="1240971" cy="345122"/>
+            <wp:effectExtent l="0" t="0" r="3810" b="0"/>
             <wp:wrapNone/>
             <wp:docPr id="1326316381" name="Picture 4" descr="A blue rectangle with white text&#10;&#10;Description automatically generated"/>
             <wp:cNvGraphicFramePr>
@@ -437,7 +437,7 @@
                   <pic:spPr>
                     <a:xfrm>
                       <a:off x="0" y="0"/>
-                      <a:ext cx="1333500" cy="370855"/>
+                      <a:ext cx="1240971" cy="345122"/>
                     </a:xfrm>
                     <a:prstGeom prst="rect">
                       <a:avLst/>
@@ -474,13 +474,6 @@
       <w:pPr>
         <w:rPr>
           <w:rFonts w:ascii="Garamond" w:hAnsi="Garamond"/>
-        </w:rPr>
-      </w:pPr>
-    </w:p>
-    <w:p>
-      <w:pPr>
-        <w:rPr>
-          <w:rFonts w:ascii="Garamond" w:hAnsi="Garamond"/>
           <w:color w:val="000000"/>
         </w:rPr>
       </w:pPr>
@@ -610,7 +603,7 @@
           <w:sz w:val="36"/>
           <w:szCs w:val="36"/>
         </w:rPr>
-        <w:t>Assignment:</w:t>
+        <w:t>Assignment</w:t>
       </w:r>
     </w:p>
     <w:p/>
@@ -949,52 +942,46 @@
     </w:p>
     <w:p>
       <w:pPr>
-        <w:ind w:firstLine="540"/>
-        <w:rPr>
-          <w:rFonts w:ascii="Garamond" w:hAnsi="Garamond"/>
-        </w:rPr>
-      </w:pPr>
-      <w:r>
-        <w:t xml:space="preserve">□ </w:t>
-      </w:r>
-      <w:r>
-        <w:rPr>
-          <w:rFonts w:ascii="Garamond" w:hAnsi="Garamond"/>
-        </w:rPr>
-        <w:t xml:space="preserve">Add </w:t>
-      </w:r>
-      <w:r>
-        <w:rPr>
-          <w:rFonts w:ascii="Garamond" w:hAnsi="Garamond"/>
-        </w:rPr>
-        <w:t xml:space="preserve">a </w:t>
-      </w:r>
-      <w:r>
-        <w:rPr>
-          <w:rFonts w:ascii="Garamond" w:hAnsi="Garamond"/>
-        </w:rPr>
-        <w:t>second level to your game</w:t>
-      </w:r>
-    </w:p>
-    <w:p>
-      <w:pPr>
-        <w:ind w:firstLine="540"/>
-        <w:rPr>
-          <w:rFonts w:ascii="Garamond" w:hAnsi="Garamond"/>
-        </w:rPr>
-      </w:pPr>
-      <w:r>
-        <w:rPr>
-          <w:rFonts w:ascii="Garamond" w:hAnsi="Garamond"/>
-        </w:rPr>
-        <w:tab/>
-        <w:t xml:space="preserve">    Hint: You will need to use </w:t>
-      </w:r>
-      <w:r>
-        <w:rPr>
-          <w:rFonts w:ascii="Garamond" w:hAnsi="Garamond"/>
-        </w:rPr>
-        <w:t xml:space="preserve">the </w:t>
+        <w:pStyle w:val="ListParagraph"/>
+        <w:numPr>
+          <w:ilvl w:val="0"/>
+          <w:numId w:val="6"/>
+        </w:numPr>
+        <w:rPr>
+          <w:rFonts w:ascii="Garamond" w:hAnsi="Garamond"/>
+        </w:rPr>
+      </w:pPr>
+      <w:r>
+        <w:rPr>
+          <w:rFonts w:ascii="Garamond" w:hAnsi="Garamond"/>
+        </w:rPr>
+        <w:t>A</w:t>
+      </w:r>
+      <w:r>
+        <w:rPr>
+          <w:rFonts w:ascii="Garamond" w:hAnsi="Garamond"/>
+        </w:rPr>
+        <w:t>dd a second level to your game</w:t>
+      </w:r>
+      <w:r>
+        <w:rPr>
+          <w:rFonts w:ascii="Garamond" w:hAnsi="Garamond"/>
+        </w:rPr>
+        <w:t xml:space="preserve"> (5pts)</w:t>
+      </w:r>
+    </w:p>
+    <w:p>
+      <w:pPr>
+        <w:ind w:left="720"/>
+        <w:rPr>
+          <w:rFonts w:ascii="Garamond" w:hAnsi="Garamond"/>
+        </w:rPr>
+      </w:pPr>
+      <w:r>
+        <w:rPr>
+          <w:rFonts w:ascii="Garamond" w:hAnsi="Garamond"/>
+        </w:rPr>
+        <w:t xml:space="preserve">    Hint: You will need to use the </w:t>
       </w:r>
       <w:r>
         <w:rPr>
@@ -1012,10 +999,80 @@
     </w:p>
     <w:p>
       <w:pPr>
-        <w:ind w:firstLine="540"/>
-      </w:pPr>
-      <w:r>
-        <w:t>□</w:t>
+        <w:pStyle w:val="ListParagraph"/>
+        <w:numPr>
+          <w:ilvl w:val="0"/>
+          <w:numId w:val="6"/>
+        </w:numPr>
+        <w:rPr>
+          <w:rFonts w:ascii="Garamond" w:hAnsi="Garamond"/>
+        </w:rPr>
+      </w:pPr>
+      <w:r>
+        <w:rPr>
+          <w:rFonts w:ascii="Garamond" w:hAnsi="Garamond"/>
+        </w:rPr>
+        <w:t xml:space="preserve">Add a timer and give extra nice feedback if the user completes </w:t>
+      </w:r>
+      <w:r>
+        <w:rPr>
+          <w:rFonts w:ascii="Garamond" w:hAnsi="Garamond"/>
+        </w:rPr>
+        <w:t>a</w:t>
+      </w:r>
+      <w:r>
+        <w:rPr>
+          <w:rFonts w:ascii="Garamond" w:hAnsi="Garamond"/>
+        </w:rPr>
+        <w:t xml:space="preserve"> level </w:t>
+      </w:r>
+      <w:r>
+        <w:rPr>
+          <w:rFonts w:ascii="Garamond" w:hAnsi="Garamond"/>
+        </w:rPr>
+        <w:t>in</w:t>
+      </w:r>
+      <w:r>
+        <w:rPr>
+          <w:rFonts w:ascii="Garamond" w:hAnsi="Garamond"/>
+        </w:rPr>
+        <w:t xml:space="preserve"> a certain time</w:t>
+      </w:r>
+      <w:r>
+        <w:rPr>
+          <w:rFonts w:ascii="Garamond" w:hAnsi="Garamond"/>
+        </w:rPr>
+        <w:t xml:space="preserve"> (3pts)</w:t>
+      </w:r>
+    </w:p>
+    <w:p>
+      <w:pPr>
+        <w:pStyle w:val="ListParagraph"/>
+        <w:numPr>
+          <w:ilvl w:val="0"/>
+          <w:numId w:val="6"/>
+        </w:numPr>
+        <w:rPr>
+          <w:rFonts w:ascii="Garamond" w:hAnsi="Garamond"/>
+        </w:rPr>
+      </w:pPr>
+      <w:r>
+        <w:rPr>
+          <w:rFonts w:ascii="Garamond" w:hAnsi="Garamond"/>
+        </w:rPr>
+        <w:t xml:space="preserve">Add </w:t>
+      </w:r>
+      <w:r>
+        <w:rPr>
+          <w:rFonts w:ascii="Garamond" w:hAnsi="Garamond"/>
+        </w:rPr>
+        <w:t xml:space="preserve">an “evil sprite” that chases </w:t>
+      </w:r>
+      <w:r>
+        <w:rPr>
+          <w:rFonts w:ascii="Garamond" w:hAnsi="Garamond"/>
+        </w:rPr>
+        <w:t>you and</w:t>
       </w:r>
       <w:r>
         <w:rPr>
@@ -1027,27 +1084,31 @@
         <w:rPr>
           <w:rFonts w:ascii="Garamond" w:hAnsi="Garamond"/>
         </w:rPr>
-        <w:t>Add a timer and give extra nice feedback if the user completes the level within a certain time</w:t>
-      </w:r>
-    </w:p>
-    <w:p>
-      <w:pPr>
-        <w:ind w:firstLine="540"/>
-      </w:pPr>
-      <w:r>
-        <w:t xml:space="preserve">□ </w:t>
-      </w:r>
-      <w:r>
-        <w:rPr>
-          <w:rFonts w:ascii="Garamond" w:hAnsi="Garamond"/>
-        </w:rPr>
-        <w:t xml:space="preserve">Add </w:t>
-      </w:r>
-      <w:r>
-        <w:rPr>
-          <w:rFonts w:ascii="Garamond" w:hAnsi="Garamond"/>
-        </w:rPr>
-        <w:t xml:space="preserve">an “evil sprite” that chases </w:t>
+        <w:t>sends</w:t>
+      </w:r>
+      <w:r>
+        <w:rPr>
+          <w:rFonts w:ascii="Garamond" w:hAnsi="Garamond"/>
+        </w:rPr>
+        <w:t xml:space="preserve"> you</w:t>
+      </w:r>
+      <w:r>
+        <w:rPr>
+          <w:rFonts w:ascii="Garamond" w:hAnsi="Garamond"/>
+        </w:rPr>
+        <w:t xml:space="preserve"> back to the </w:t>
+      </w:r>
+      <w:r>
+        <w:rPr>
+          <w:rFonts w:ascii="Garamond" w:hAnsi="Garamond"/>
+        </w:rPr>
+        <w:t>start</w:t>
+      </w:r>
+      <w:r>
+        <w:rPr>
+          <w:rFonts w:ascii="Garamond" w:hAnsi="Garamond"/>
+        </w:rPr>
+        <w:t xml:space="preserve"> if </w:t>
       </w:r>
       <w:r>
         <w:rPr>
@@ -1059,93 +1120,120 @@
         <w:rPr>
           <w:rFonts w:ascii="Garamond" w:hAnsi="Garamond"/>
         </w:rPr>
-        <w:t xml:space="preserve"> and</w:t>
-      </w:r>
-      <w:r>
-        <w:rPr>
-          <w:rFonts w:ascii="Garamond" w:hAnsi="Garamond"/>
-        </w:rPr>
-        <w:t xml:space="preserve"> </w:t>
-      </w:r>
-      <w:r>
-        <w:rPr>
-          <w:rFonts w:ascii="Garamond" w:hAnsi="Garamond"/>
-        </w:rPr>
-        <w:t>sends</w:t>
-      </w:r>
-      <w:r>
-        <w:rPr>
-          <w:rFonts w:ascii="Garamond" w:hAnsi="Garamond"/>
-        </w:rPr>
-        <w:t xml:space="preserve"> you</w:t>
-      </w:r>
-      <w:r>
-        <w:rPr>
-          <w:rFonts w:ascii="Garamond" w:hAnsi="Garamond"/>
-        </w:rPr>
-        <w:t xml:space="preserve"> back to the beginning</w:t>
-      </w:r>
-      <w:r>
-        <w:rPr>
-          <w:rFonts w:ascii="Garamond" w:hAnsi="Garamond"/>
-        </w:rPr>
-        <w:t xml:space="preserve"> if </w:t>
-      </w:r>
-      <w:r>
-        <w:rPr>
-          <w:rFonts w:ascii="Garamond" w:hAnsi="Garamond"/>
-        </w:rPr>
-        <w:t>you</w:t>
-      </w:r>
-      <w:r>
-        <w:rPr>
-          <w:rFonts w:ascii="Garamond" w:hAnsi="Garamond"/>
-        </w:rPr>
         <w:t xml:space="preserve"> touch it</w:t>
       </w:r>
-    </w:p>
-    <w:p>
-      <w:pPr>
-        <w:ind w:firstLine="540"/>
-        <w:rPr>
-          <w:rFonts w:ascii="Garamond" w:hAnsi="Garamond"/>
-        </w:rPr>
-      </w:pPr>
-      <w:r>
-        <w:t xml:space="preserve">□ </w:t>
-      </w:r>
-      <w:r>
-        <w:rPr>
-          <w:rFonts w:ascii="Garamond" w:hAnsi="Garamond"/>
-        </w:rPr>
-        <w:t xml:space="preserve">Add </w:t>
-      </w:r>
-      <w:r>
-        <w:rPr>
-          <w:rFonts w:ascii="Garamond" w:hAnsi="Garamond"/>
-        </w:rPr>
-        <w:t xml:space="preserve">the concept of </w:t>
-      </w:r>
-      <w:r>
-        <w:rPr>
-          <w:rFonts w:ascii="Garamond" w:hAnsi="Garamond"/>
-        </w:rPr>
-        <w:t>lives</w:t>
-      </w:r>
-    </w:p>
-    <w:p>
-      <w:pPr>
-        <w:ind w:firstLine="540"/>
-        <w:rPr>
-          <w:rFonts w:ascii="Garamond" w:hAnsi="Garamond"/>
-        </w:rPr>
-      </w:pPr>
-      <w:r>
-        <w:rPr>
-          <w:rFonts w:ascii="Garamond" w:hAnsi="Garamond"/>
-        </w:rPr>
-        <w:tab/>
-        <w:t xml:space="preserve">    Hint: You will need to use variables</w:t>
+      <w:r>
+        <w:rPr>
+          <w:rFonts w:ascii="Garamond" w:hAnsi="Garamond"/>
+        </w:rPr>
+        <w:t xml:space="preserve"> (5pts)</w:t>
+      </w:r>
+    </w:p>
+    <w:p>
+      <w:pPr>
+        <w:pStyle w:val="ListParagraph"/>
+        <w:numPr>
+          <w:ilvl w:val="0"/>
+          <w:numId w:val="6"/>
+        </w:numPr>
+        <w:rPr>
+          <w:rFonts w:ascii="Garamond" w:hAnsi="Garamond"/>
+        </w:rPr>
+      </w:pPr>
+      <w:r>
+        <w:rPr>
+          <w:rFonts w:ascii="Garamond" w:hAnsi="Garamond"/>
+        </w:rPr>
+        <w:t>Add the concept of lives</w:t>
+      </w:r>
+      <w:r>
+        <w:rPr>
+          <w:rFonts w:ascii="Garamond" w:hAnsi="Garamond"/>
+        </w:rPr>
+        <w:t xml:space="preserve"> (5pts)</w:t>
+      </w:r>
+    </w:p>
+    <w:p>
+      <w:pPr>
+        <w:pStyle w:val="ListParagraph"/>
+        <w:rPr>
+          <w:rFonts w:ascii="Garamond" w:hAnsi="Garamond"/>
+        </w:rPr>
+      </w:pPr>
+      <w:r>
+        <w:rPr>
+          <w:rFonts w:ascii="Garamond" w:hAnsi="Garamond"/>
+        </w:rPr>
+        <w:t xml:space="preserve">    </w:t>
+      </w:r>
+      <w:r>
+        <w:rPr>
+          <w:rFonts w:ascii="Garamond" w:hAnsi="Garamond"/>
+        </w:rPr>
+        <w:t>Hint: You will need to use variables</w:t>
+      </w:r>
+    </w:p>
+    <w:p>
+      <w:pPr>
+        <w:rPr>
+          <w:rFonts w:ascii="Garamond" w:hAnsi="Garamond"/>
+        </w:rPr>
+      </w:pPr>
+    </w:p>
+    <w:p>
+      <w:pPr>
+        <w:ind w:left="720"/>
+        <w:jc w:val="center"/>
+        <w:rPr>
+          <w:rFonts w:ascii="Garamond" w:hAnsi="Garamond"/>
+        </w:rPr>
+      </w:pPr>
+      <w:r>
+        <w:rPr>
+          <w:rFonts w:ascii="Garamond" w:hAnsi="Garamond"/>
+          <w:noProof/>
+        </w:rPr>
+        <w:drawing>
+          <wp:inline distT="0" distB="0" distL="0" distR="0" wp14:anchorId="32A9DAC8" wp14:editId="08DF517E">
+            <wp:extent cx="1766103" cy="1534886"/>
+            <wp:effectExtent l="0" t="0" r="0" b="1905"/>
+            <wp:docPr id="1447966735" name="Picture 2" descr="A diagram of a flowchart&#10;&#10;AI-generated content may be incorrect."/>
+            <wp:cNvGraphicFramePr>
+              <a:graphicFrameLocks xmlns:a="http://schemas.openxmlformats.org/drawingml/2006/main" noChangeAspect="1"/>
+            </wp:cNvGraphicFramePr>
+            <a:graphic xmlns:a="http://schemas.openxmlformats.org/drawingml/2006/main">
+              <a:graphicData uri="http://schemas.openxmlformats.org/drawingml/2006/picture">
+                <pic:pic xmlns:pic="http://schemas.openxmlformats.org/drawingml/2006/picture">
+                  <pic:nvPicPr>
+                    <pic:cNvPr id="1447966735" name="Picture 2" descr="A diagram of a flowchart&#10;&#10;AI-generated content may be incorrect."/>
+                    <pic:cNvPicPr/>
+                  </pic:nvPicPr>
+                  <pic:blipFill>
+                    <a:blip r:embed="rId10">
+                      <a:extLst>
+                        <a:ext uri="{28A0092B-C50C-407E-A947-70E740481C1C}">
+                          <a14:useLocalDpi xmlns:a14="http://schemas.microsoft.com/office/drawing/2010/main" val="0"/>
+                        </a:ext>
+                      </a:extLst>
+                    </a:blip>
+                    <a:stretch>
+                      <a:fillRect/>
+                    </a:stretch>
+                  </pic:blipFill>
+                  <pic:spPr>
+                    <a:xfrm>
+                      <a:off x="0" y="0"/>
+                      <a:ext cx="1780159" cy="1547102"/>
+                    </a:xfrm>
+                    <a:prstGeom prst="rect">
+                      <a:avLst/>
+                    </a:prstGeom>
+                  </pic:spPr>
+                </pic:pic>
+              </a:graphicData>
+            </a:graphic>
+          </wp:inline>
+        </w:drawing>
       </w:r>
     </w:p>
     <w:sectPr>
@@ -1159,8 +1247,97 @@
 </file>
 
 <file path=word/numbering.xml><?xml version="1.0" encoding="utf-8"?>
-<w:numbering xmlns:wpc="http://schemas.microsoft.com/office/word/2010/wordprocessingCanvas" xmlns:cx="http://schemas.microsoft.com/office/drawing/2014/chartex" xmlns:cx1="http://schemas.microsoft.com/office/drawing/2015/9/8/chartex" xmlns:cx2="http://schemas.microsoft.com/office/drawing/2015/10/21/chartex" xmlns:cx3="http://schemas.microsoft.com/office/drawing/2016/5/9/chartex" xmlns:cx4="http://schemas.microsoft.com/office/drawing/2016/5/10/chartex" xmlns:cx5="http://schemas.microsoft.com/office/drawing/2016/5/11/chartex" xmlns:cx6="http://schemas.microsoft.com/office/drawing/2016/5/12/chartex" xmlns:cx7="http://schemas.microsoft.com/office/drawing/2016/5/13/chartex" xmlns:cx8="http://schemas.microsoft.com/office/drawing/2016/5/14/chartex" xmlns:mc="http://schemas.openxmlformats.org/markup-compatibility/2006" xmlns:aink="http://schemas.microsoft.com/office/drawing/2016/ink" xmlns:am3d="http://schemas.microsoft.com/office/drawing/2017/model3d" xmlns:o="urn:schemas-microsoft-com:office:office" xmlns:oel="http://schemas.microsoft.com/office/2019/extlst" xmlns:r="http://schemas.openxmlformats.org/officeDocument/2006/relationships" xmlns:m="http://schemas.openxmlformats.org/officeDocument/2006/math" xmlns:v="urn:schemas-microsoft-com:vml" xmlns:wp14="http://schemas.microsoft.com/office/word/2010/wordprocessingDrawing" xmlns:wp="http://schemas.openxmlformats.org/drawingml/2006/wordprocessingDrawing" xmlns:w10="urn:schemas-microsoft-com:office:word" xmlns:w="http://schemas.openxmlformats.org/wordprocessingml/2006/main" xmlns:w14="http://schemas.microsoft.com/office/word/2010/wordml" xmlns:w15="http://schemas.microsoft.com/office/word/2012/wordml" xmlns:w16cex="http://schemas.microsoft.com/office/word/2018/wordml/cex" xmlns:w16cid="http://schemas.microsoft.com/office/word/2016/wordml/cid" xmlns:w16="http://schemas.microsoft.com/office/word/2018/wordml" xmlns:w16sdtdh="http://schemas.microsoft.com/office/word/2020/wordml/sdtdatahash" xmlns:w16se="http://schemas.microsoft.com/office/word/2015/wordml/symex" xmlns:wpg="http://schemas.microsoft.com/office/word/2010/wordprocessingGroup" xmlns:wpi="http://schemas.microsoft.com/office/word/2010/wordprocessingInk" xmlns:wne="http://schemas.microsoft.com/office/word/2006/wordml" xmlns:wps="http://schemas.microsoft.com/office/word/2010/wordprocessingShape" mc:Ignorable="w14 w15 w16se w16cid w16 w16cex w16sdtdh wp14">
+<w:numbering xmlns:wpc="http://schemas.microsoft.com/office/word/2010/wordprocessingCanvas" xmlns:cx="http://schemas.microsoft.com/office/drawing/2014/chartex" xmlns:cx1="http://schemas.microsoft.com/office/drawing/2015/9/8/chartex" xmlns:cx2="http://schemas.microsoft.com/office/drawing/2015/10/21/chartex" xmlns:cx3="http://schemas.microsoft.com/office/drawing/2016/5/9/chartex" xmlns:cx4="http://schemas.microsoft.com/office/drawing/2016/5/10/chartex" xmlns:cx5="http://schemas.microsoft.com/office/drawing/2016/5/11/chartex" xmlns:cx6="http://schemas.microsoft.com/office/drawing/2016/5/12/chartex" xmlns:cx7="http://schemas.microsoft.com/office/drawing/2016/5/13/chartex" xmlns:cx8="http://schemas.microsoft.com/office/drawing/2016/5/14/chartex" xmlns:mc="http://schemas.openxmlformats.org/markup-compatibility/2006" xmlns:aink="http://schemas.microsoft.com/office/drawing/2016/ink" xmlns:am3d="http://schemas.microsoft.com/office/drawing/2017/model3d" xmlns:o="urn:schemas-microsoft-com:office:office" xmlns:oel="http://schemas.microsoft.com/office/2019/extlst" xmlns:r="http://schemas.openxmlformats.org/officeDocument/2006/relationships" xmlns:m="http://schemas.openxmlformats.org/officeDocument/2006/math" xmlns:v="urn:schemas-microsoft-com:vml" xmlns:wp14="http://schemas.microsoft.com/office/word/2010/wordprocessingDrawing" xmlns:wp="http://schemas.openxmlformats.org/drawingml/2006/wordprocessingDrawing" xmlns:w10="urn:schemas-microsoft-com:office:word" xmlns:w="http://schemas.openxmlformats.org/wordprocessingml/2006/main" xmlns:w14="http://schemas.microsoft.com/office/word/2010/wordml" xmlns:w15="http://schemas.microsoft.com/office/word/2012/wordml" xmlns:w16cex="http://schemas.microsoft.com/office/word/2018/wordml/cex" xmlns:w16cid="http://schemas.microsoft.com/office/word/2016/wordml/cid" xmlns:w16="http://schemas.microsoft.com/office/word/2018/wordml" xmlns:w16du="http://schemas.microsoft.com/office/word/2023/wordml/word16du" xmlns:w16sdtdh="http://schemas.microsoft.com/office/word/2020/wordml/sdtdatahash" xmlns:w16sdtfl="http://schemas.microsoft.com/office/word/2024/wordml/sdtformatlock" xmlns:w16se="http://schemas.microsoft.com/office/word/2015/wordml/symex" xmlns:wpg="http://schemas.microsoft.com/office/word/2010/wordprocessingGroup" xmlns:wpi="http://schemas.microsoft.com/office/word/2010/wordprocessingInk" xmlns:wne="http://schemas.microsoft.com/office/word/2006/wordml" xmlns:wps="http://schemas.microsoft.com/office/word/2010/wordprocessingShape" mc:Ignorable="w14 w15 w16se w16cid w16 w16cex w16sdtdh w16sdtfl w16du wp14">
   <w:abstractNum w:abstractNumId="0" w15:restartNumberingAfterBreak="0">
+    <w:nsid w:val="06CA2A61"/>
+    <w:multiLevelType w:val="hybridMultilevel"/>
+    <w:tmpl w:val="94BC8DA2"/>
+    <w:lvl w:ilvl="0" w:tplc="0409000F">
+      <w:start w:val="1"/>
+      <w:numFmt w:val="decimal"/>
+      <w:lvlText w:val="%1."/>
+      <w:lvlJc w:val="left"/>
+      <w:pPr>
+        <w:ind w:left="720" w:hanging="360"/>
+      </w:pPr>
+      <w:rPr>
+        <w:rFonts w:hint="default"/>
+      </w:rPr>
+    </w:lvl>
+    <w:lvl w:ilvl="1" w:tplc="04090019" w:tentative="1">
+      <w:start w:val="1"/>
+      <w:numFmt w:val="lowerLetter"/>
+      <w:lvlText w:val="%2."/>
+      <w:lvlJc w:val="left"/>
+      <w:pPr>
+        <w:ind w:left="1440" w:hanging="360"/>
+      </w:pPr>
+    </w:lvl>
+    <w:lvl w:ilvl="2" w:tplc="0409001B" w:tentative="1">
+      <w:start w:val="1"/>
+      <w:numFmt w:val="lowerRoman"/>
+      <w:lvlText w:val="%3."/>
+      <w:lvlJc w:val="right"/>
+      <w:pPr>
+        <w:ind w:left="2160" w:hanging="180"/>
+      </w:pPr>
+    </w:lvl>
+    <w:lvl w:ilvl="3" w:tplc="0409000F" w:tentative="1">
+      <w:start w:val="1"/>
+      <w:numFmt w:val="decimal"/>
+      <w:lvlText w:val="%4."/>
+      <w:lvlJc w:val="left"/>
+      <w:pPr>
+        <w:ind w:left="2880" w:hanging="360"/>
+      </w:pPr>
+    </w:lvl>
+    <w:lvl w:ilvl="4" w:tplc="04090019" w:tentative="1">
+      <w:start w:val="1"/>
+      <w:numFmt w:val="lowerLetter"/>
+      <w:lvlText w:val="%5."/>
+      <w:lvlJc w:val="left"/>
+      <w:pPr>
+        <w:ind w:left="3600" w:hanging="360"/>
+      </w:pPr>
+    </w:lvl>
+    <w:lvl w:ilvl="5" w:tplc="0409001B" w:tentative="1">
+      <w:start w:val="1"/>
+      <w:numFmt w:val="lowerRoman"/>
+      <w:lvlText w:val="%6."/>
+      <w:lvlJc w:val="right"/>
+      <w:pPr>
+        <w:ind w:left="4320" w:hanging="180"/>
+      </w:pPr>
+    </w:lvl>
+    <w:lvl w:ilvl="6" w:tplc="0409000F" w:tentative="1">
+      <w:start w:val="1"/>
+      <w:numFmt w:val="decimal"/>
+      <w:lvlText w:val="%7."/>
+      <w:lvlJc w:val="left"/>
+      <w:pPr>
+        <w:ind w:left="5040" w:hanging="360"/>
+      </w:pPr>
+    </w:lvl>
+    <w:lvl w:ilvl="7" w:tplc="04090019" w:tentative="1">
+      <w:start w:val="1"/>
+      <w:numFmt w:val="lowerLetter"/>
+      <w:lvlText w:val="%8."/>
+      <w:lvlJc w:val="left"/>
+      <w:pPr>
+        <w:ind w:left="5760" w:hanging="360"/>
+      </w:pPr>
+    </w:lvl>
+    <w:lvl w:ilvl="8" w:tplc="0409001B" w:tentative="1">
+      <w:start w:val="1"/>
+      <w:numFmt w:val="lowerRoman"/>
+      <w:lvlText w:val="%9."/>
+      <w:lvlJc w:val="right"/>
+      <w:pPr>
+        <w:ind w:left="6480" w:hanging="180"/>
+      </w:pPr>
+    </w:lvl>
+  </w:abstractNum>
+  <w:abstractNum w:abstractNumId="1" w15:restartNumberingAfterBreak="0">
     <w:nsid w:val="0AE702BA"/>
     <w:multiLevelType w:val="hybridMultilevel"/>
     <w:tmpl w:val="BF90B25C"/>
@@ -1273,7 +1450,7 @@
       </w:rPr>
     </w:lvl>
   </w:abstractNum>
-  <w:abstractNum w:abstractNumId="1" w15:restartNumberingAfterBreak="0">
+  <w:abstractNum w:abstractNumId="2" w15:restartNumberingAfterBreak="0">
     <w:nsid w:val="36A93F0C"/>
     <w:multiLevelType w:val="hybridMultilevel"/>
     <w:tmpl w:val="A5ECDD94"/>
@@ -1386,7 +1563,96 @@
       </w:rPr>
     </w:lvl>
   </w:abstractNum>
-  <w:abstractNum w:abstractNumId="2" w15:restartNumberingAfterBreak="0">
+  <w:abstractNum w:abstractNumId="3" w15:restartNumberingAfterBreak="0">
+    <w:nsid w:val="51253396"/>
+    <w:multiLevelType w:val="hybridMultilevel"/>
+    <w:tmpl w:val="ECEA7DDA"/>
+    <w:lvl w:ilvl="0" w:tplc="0409000F">
+      <w:start w:val="1"/>
+      <w:numFmt w:val="decimal"/>
+      <w:lvlText w:val="%1."/>
+      <w:lvlJc w:val="left"/>
+      <w:pPr>
+        <w:ind w:left="720" w:hanging="360"/>
+      </w:pPr>
+      <w:rPr>
+        <w:rFonts w:hint="default"/>
+      </w:rPr>
+    </w:lvl>
+    <w:lvl w:ilvl="1" w:tplc="04090019">
+      <w:start w:val="1"/>
+      <w:numFmt w:val="lowerLetter"/>
+      <w:lvlText w:val="%2."/>
+      <w:lvlJc w:val="left"/>
+      <w:pPr>
+        <w:ind w:left="1440" w:hanging="360"/>
+      </w:pPr>
+    </w:lvl>
+    <w:lvl w:ilvl="2" w:tplc="0409001B" w:tentative="1">
+      <w:start w:val="1"/>
+      <w:numFmt w:val="lowerRoman"/>
+      <w:lvlText w:val="%3."/>
+      <w:lvlJc w:val="right"/>
+      <w:pPr>
+        <w:ind w:left="2160" w:hanging="180"/>
+      </w:pPr>
+    </w:lvl>
+    <w:lvl w:ilvl="3" w:tplc="0409000F" w:tentative="1">
+      <w:start w:val="1"/>
+      <w:numFmt w:val="decimal"/>
+      <w:lvlText w:val="%4."/>
+      <w:lvlJc w:val="left"/>
+      <w:pPr>
+        <w:ind w:left="2880" w:hanging="360"/>
+      </w:pPr>
+    </w:lvl>
+    <w:lvl w:ilvl="4" w:tplc="04090019" w:tentative="1">
+      <w:start w:val="1"/>
+      <w:numFmt w:val="lowerLetter"/>
+      <w:lvlText w:val="%5."/>
+      <w:lvlJc w:val="left"/>
+      <w:pPr>
+        <w:ind w:left="3600" w:hanging="360"/>
+      </w:pPr>
+    </w:lvl>
+    <w:lvl w:ilvl="5" w:tplc="0409001B" w:tentative="1">
+      <w:start w:val="1"/>
+      <w:numFmt w:val="lowerRoman"/>
+      <w:lvlText w:val="%6."/>
+      <w:lvlJc w:val="right"/>
+      <w:pPr>
+        <w:ind w:left="4320" w:hanging="180"/>
+      </w:pPr>
+    </w:lvl>
+    <w:lvl w:ilvl="6" w:tplc="0409000F" w:tentative="1">
+      <w:start w:val="1"/>
+      <w:numFmt w:val="decimal"/>
+      <w:lvlText w:val="%7."/>
+      <w:lvlJc w:val="left"/>
+      <w:pPr>
+        <w:ind w:left="5040" w:hanging="360"/>
+      </w:pPr>
+    </w:lvl>
+    <w:lvl w:ilvl="7" w:tplc="04090019" w:tentative="1">
+      <w:start w:val="1"/>
+      <w:numFmt w:val="lowerLetter"/>
+      <w:lvlText w:val="%8."/>
+      <w:lvlJc w:val="left"/>
+      <w:pPr>
+        <w:ind w:left="5760" w:hanging="360"/>
+      </w:pPr>
+    </w:lvl>
+    <w:lvl w:ilvl="8" w:tplc="0409001B" w:tentative="1">
+      <w:start w:val="1"/>
+      <w:numFmt w:val="lowerRoman"/>
+      <w:lvlText w:val="%9."/>
+      <w:lvlJc w:val="right"/>
+      <w:pPr>
+        <w:ind w:left="6480" w:hanging="180"/>
+      </w:pPr>
+    </w:lvl>
+  </w:abstractNum>
+  <w:abstractNum w:abstractNumId="4" w15:restartNumberingAfterBreak="0">
     <w:nsid w:val="5D0A7F9B"/>
     <w:multiLevelType w:val="hybridMultilevel"/>
     <w:tmpl w:val="3F6C6E58"/>
@@ -1499,7 +1765,7 @@
       </w:rPr>
     </w:lvl>
   </w:abstractNum>
-  <w:abstractNum w:abstractNumId="3" w15:restartNumberingAfterBreak="0">
+  <w:abstractNum w:abstractNumId="5" w15:restartNumberingAfterBreak="0">
     <w:nsid w:val="7356751F"/>
     <w:multiLevelType w:val="hybridMultilevel"/>
     <w:tmpl w:val="A2FE5386"/>
@@ -1589,22 +1855,28 @@
     </w:lvl>
   </w:abstractNum>
   <w:num w:numId="1" w16cid:durableId="628559858">
+    <w:abstractNumId w:val="2"/>
+  </w:num>
+  <w:num w:numId="2" w16cid:durableId="2026245091">
+    <w:abstractNumId w:val="5"/>
+  </w:num>
+  <w:num w:numId="3" w16cid:durableId="1849245770">
     <w:abstractNumId w:val="1"/>
   </w:num>
-  <w:num w:numId="2" w16cid:durableId="2026245091">
-    <w:abstractNumId w:val="3"/>
+  <w:num w:numId="4" w16cid:durableId="1999993005">
+    <w:abstractNumId w:val="4"/>
   </w:num>
-  <w:num w:numId="3" w16cid:durableId="1849245770">
+  <w:num w:numId="5" w16cid:durableId="1155532518">
     <w:abstractNumId w:val="0"/>
   </w:num>
-  <w:num w:numId="4" w16cid:durableId="1999993005">
-    <w:abstractNumId w:val="2"/>
+  <w:num w:numId="6" w16cid:durableId="1078942111">
+    <w:abstractNumId w:val="3"/>
   </w:num>
 </w:numbering>
 </file>
 
 <file path=word/styles.xml><?xml version="1.0" encoding="utf-8"?>
-<w:styles xmlns:mc="http://schemas.openxmlformats.org/markup-compatibility/2006" xmlns:r="http://schemas.openxmlformats.org/officeDocument/2006/relationships" xmlns:w="http://schemas.openxmlformats.org/wordprocessingml/2006/main" xmlns:w14="http://schemas.microsoft.com/office/word/2010/wordml" xmlns:w15="http://schemas.microsoft.com/office/word/2012/wordml" xmlns:w16cex="http://schemas.microsoft.com/office/word/2018/wordml/cex" xmlns:w16cid="http://schemas.microsoft.com/office/word/2016/wordml/cid" xmlns:w16="http://schemas.microsoft.com/office/word/2018/wordml" xmlns:w16sdtdh="http://schemas.microsoft.com/office/word/2020/wordml/sdtdatahash" xmlns:w16se="http://schemas.microsoft.com/office/word/2015/wordml/symex" mc:Ignorable="w14 w15 w16se w16cid w16 w16cex w16sdtdh">
+<w:styles xmlns:mc="http://schemas.openxmlformats.org/markup-compatibility/2006" xmlns:r="http://schemas.openxmlformats.org/officeDocument/2006/relationships" xmlns:w="http://schemas.openxmlformats.org/wordprocessingml/2006/main" xmlns:w14="http://schemas.microsoft.com/office/word/2010/wordml" xmlns:w15="http://schemas.microsoft.com/office/word/2012/wordml" xmlns:w16cex="http://schemas.microsoft.com/office/word/2018/wordml/cex" xmlns:w16cid="http://schemas.microsoft.com/office/word/2016/wordml/cid" xmlns:w16="http://schemas.microsoft.com/office/word/2018/wordml" xmlns:w16du="http://schemas.microsoft.com/office/word/2023/wordml/word16du" xmlns:w16sdtdh="http://schemas.microsoft.com/office/word/2020/wordml/sdtdatahash" xmlns:w16sdtfl="http://schemas.microsoft.com/office/word/2024/wordml/sdtformatlock" xmlns:w16se="http://schemas.microsoft.com/office/word/2015/wordml/symex" mc:Ignorable="w14 w15 w16se w16cid w16 w16cex w16sdtdh w16sdtfl w16du">
   <w:docDefaults>
     <w:rPrDefault>
       <w:rPr>
